--- a/tillsyn/A 55280-2025 tillsynsbegäran.docx
+++ b/tillsyn/A 55280-2025 tillsynsbegäran.docx
@@ -35,7 +35,7 @@
     </w:p>
     <w:p>
       <w:r>
-        <w:t>I avverkningsanmälan har följande 1 naturvårdsarter hittats: knärot (VU, §8). Av dessa är 1 rödlistade. För rödlistade arter har rödlistekategorin angivits inom parentes. För fridlysta arter anges även paragrafen i Artskyddsförordningen som arten är fridlyst enligt.</w:t>
+        <w:t>I avverkningsanmälan har följande 12 naturvårdsarter hittats: knärot (VU, §8), dvärgbägarlav (NT), garnlav (NT), kolflarnlav (NT), motaggsvamp (NT), vitgrynig nållav (NT), dropptaggsvamp (S), gullgröppa (S), kattfotslav (S), fläcknycklar (§8), nattviol (§8) och revlummer (§9). Av dessa är 6 rödlistade. För rödlistade arter har rödlistekategorin angivits inom parentes. Arter som är signalarter enligt Skogsstyrelsen har markerats med (S). För fridlysta arter anges även paragrafen i Artskyddsförordningen som arten är fridlyst enligt.</w:t>
       </w:r>
     </w:p>
     <w:p>
@@ -91,6 +91,72 @@
       </w:r>
     </w:p>
     <w:p>
+      <w:r>
+        <w:rPr>
+          <w:b/>
+        </w:rPr>
+        <w:t>Dvärgbägarlav (NT)</w:t>
+      </w:r>
+      <w:r>
+        <w:t xml:space="preserve"> förekommer över hela Sverige på gammal hård ved, huvudsakligen på tall men i södra Sverige även på ek. Veden utgörs framförallt av grova stubbar, lågor och grenar. Substratet har blivit sällsyntare och nybildning av substrat sker bara i begränsad omfattning. Arten hotas av att grova lågor blir allt sällsyntare i dagens kulturskogar samt att nybildningen av lämpliga substrat går mycket långsamt. En riklig tillgång på gamla tall- eller eklågor måste säkerställas på artens lokaler (SLU Artdatabanken, 2024; Nitare &amp; Skogsstyrelsen, 2019).</w:t>
+      </w:r>
+    </w:p>
+    <w:p>
+      <w:r>
+        <w:rPr>
+          <w:b/>
+        </w:rPr>
+        <w:t>Garnlav (NT)</w:t>
+      </w:r>
+      <w:r>
+        <w:t xml:space="preserve"> är en utpräglad barrskogsart som ibland kan drapera träden i norrländska grannaturskogar med hög luftfuktighet. Den förekommer även i talldominerade bestånd där den, förutom i trädens grenverk, påträffas hängande över ojämnheter i tallbarken. Arten har minskat starkt i södra och mellersta Sverige och den minskar även i sitt nordliga utbredningsområde. Orsaken till tillbakagången beror främst på slutavverkningar av naturskogsartade skogar. Bestånd med riklig förekomst bör regelmässigt sparas. Garnlav är värdväxt för den mycket sällsynta och akut hotade fjärilen barrskogslavfly (CR) som hör hemma i boreala barrskogar med riklig förekomst av värdväxten. Tidigare kunde arten konstateras årligen på flera platser vid Dala-Floda i Dalarna innan lokalerna kalavverkades. Senaste fyndet i landet av barrskogslavfly är från år 2000 då den påträffades vid Högberget i Sollefteå kommun (SLU Artdatabanken, 2024).</w:t>
+      </w:r>
+    </w:p>
+    <w:p>
+      <w:r>
+        <w:rPr>
+          <w:b/>
+        </w:rPr>
+        <w:t xml:space="preserve">Kattfotslav </w:t>
+      </w:r>
+      <w:r>
+        <w:t>är en mycket god signalart i hela sitt svenska utbredningsområde och skogsbestånd med kattfotslav är alltid värdefulla ur naturvårdssynpunkt. Arten indikerar dels ett mikroklimat med konstant hög luftfuktighet, dels kontinuitet av äldre träd och god trädslutenhet. Trots att den är vanligare i sydvästra Sverige växer den enbart i skogsbestånd med höga naturvärden. Den är känslig för skogliga ingrepp som kan förändra lokal- och mikroklimat (Nitare &amp; Skogsstyrelsen, 2019).</w:t>
+      </w:r>
+    </w:p>
+    <w:p>
+      <w:r>
+        <w:rPr>
+          <w:b/>
+        </w:rPr>
+        <w:t>Kolflarnlav (NT)</w:t>
+      </w:r>
+      <w:r>
+        <w:t xml:space="preserve"> är brandberoende och växer nästan uteslutande på kolad hård kärnved av tall. Etableringen verkar ske först 100–300 år efter brand och nytt substrat nybildas i mycket begränsad omfattning. Avverkning av tallskog av naturskogskaraktär med spår av återkommande bränder är ett hot och mängden lämplig ved att växa på för arten minskar dels på grund av naturlig nedbrytning men framförallt på grund av att det förstörs i samband med slutavverkningar, gallringar och markberedning. Såväl kolflarnlav som mörk kolflarnlav har glänsande bålfjäll och förekommer främst i tall- och blandbarrskogar av naturskogskaraktär med spår av återkommande bränder. Skogar som dessa hyser höga biologiska värden och bör skyddas (SLU Artdatabanken, 2024).</w:t>
+      </w:r>
+    </w:p>
+    <w:p>
+      <w:r>
+        <w:rPr>
+          <w:b/>
+        </w:rPr>
+        <w:t xml:space="preserve">Motaggsvamp (NT) </w:t>
+      </w:r>
+      <w:r>
+        <w:t>bildar mykorrhiza med tall i tallskog och hittas huvudsakligen i äldre, glesare skogsbestånd och hällmarksimpediment. Arten hotas främst av skogsavverkning och tycks försvinna efter slutavverkning, markberedning och plantering (SLU Artdatabanken, 2024).</w:t>
+      </w:r>
+    </w:p>
+    <w:p>
+      <w:r>
+        <w:rPr>
+          <w:b/>
+        </w:rPr>
+        <w:t>Vitgrynig nållav (NT)</w:t>
+      </w:r>
+      <w:r>
+        <w:t xml:space="preserve"> växer nästan uteslutande på bark av gamla, senvuxna granar i skuggiga lägen med hög och jämn luftfuktighet. Den vanligaste naturtypen för arten är kontinuitetsskogar på frisk mark men den finns också i sumpgranskogar. På lång sikt utgör avverkningar av olikåldriga granskogar av naturskogskaraktär ett allvarligt hot mot arten och skogsbruksåtgärder på eller i närheten av växtplatserna bör undvikas. Naturskogsartade, fuktiga granskogar med förekomster av arten signalerar höga biologiska värden och bör bevaras (SLU Artdatabanken, 2024; Nitare &amp; Skogsstyrelsen, 2019).</w:t>
+      </w:r>
+    </w:p>
+    <w:p>
       <w:pPr>
         <w:pStyle w:val="Heading1"/>
       </w:pPr>
@@ -100,7 +166,7 @@
     </w:p>
     <w:p>
       <w:r>
-        <w:t>Följande fridlysta arter har sina livsmiljöer och växtplatser i den avverkningsanmälda skogen: knärot (VU, §8).</w:t>
+        <w:t>Följande fridlysta arter har sina livsmiljöer och växtplatser i den avverkningsanmälda skogen: knärot (VU, §8), fläcknycklar (§8), nattviol (§8) och revlummer (§9).</w:t>
       </w:r>
     </w:p>
     <w:p>
@@ -134,7 +200,7 @@
     </w:p>
     <w:p>
       <w:r>
-        <w:t>I det avverkningsanmälda området finns 1 fyndplatser för knärot registrerade på Artportalen. Figur 2 visar gränserna för buffertzoner på 50 m, som behöver lämnas kring fyndplatserna för att knärotslokalerna inte ska försvinna vid en avverkning. Av det avverkningsanmälda området överlappar 0.54 ha med buffertzonerna och får av detta skäl inte avverkas.</w:t>
+        <w:t>I det avverkningsanmälda området finns 7 fyndplatser för knärot registrerade på Artportalen. Figur 2 visar gränserna för buffertzoner på 50 m, som behöver lämnas kring fyndplatserna för att knärotslokalerna inte ska försvinna vid en avverkning. Av det avverkningsanmälda området överlappar 2.24 ha med buffertzonerna och får av detta skäl inte avverkas.</w:t>
       </w:r>
     </w:p>
     <w:p>
@@ -528,7 +594,7 @@
     <w:r>
       <w:tab/>
       <w:tab/>
-      <w:t>2025-12-04</w:t>
+      <w:t>2025-12-05</w:t>
       <w:br/>
       <w:br/>
     </w:r>

--- a/tillsyn/A 55280-2025 tillsynsbegäran.docx
+++ b/tillsyn/A 55280-2025 tillsynsbegäran.docx
@@ -594,7 +594,7 @@
     <w:r>
       <w:tab/>
       <w:tab/>
-      <w:t>2025-12-05</w:t>
+      <w:t>2025-12-06</w:t>
       <w:br/>
       <w:br/>
     </w:r>

--- a/tillsyn/A 55280-2025 tillsynsbegäran.docx
+++ b/tillsyn/A 55280-2025 tillsynsbegäran.docx
@@ -594,7 +594,7 @@
     <w:r>
       <w:tab/>
       <w:tab/>
-      <w:t>2025-12-06</w:t>
+      <w:t>2025-12-07</w:t>
       <w:br/>
       <w:br/>
     </w:r>

--- a/tillsyn/A 55280-2025 tillsynsbegäran.docx
+++ b/tillsyn/A 55280-2025 tillsynsbegäran.docx
@@ -594,7 +594,7 @@
     <w:r>
       <w:tab/>
       <w:tab/>
-      <w:t>2025-12-07</w:t>
+      <w:t>2025-12-08</w:t>
       <w:br/>
       <w:br/>
     </w:r>

--- a/tillsyn/A 55280-2025 tillsynsbegäran.docx
+++ b/tillsyn/A 55280-2025 tillsynsbegäran.docx
@@ -594,7 +594,7 @@
     <w:r>
       <w:tab/>
       <w:tab/>
-      <w:t>2025-12-08</w:t>
+      <w:t>2025-12-09</w:t>
       <w:br/>
       <w:br/>
     </w:r>

--- a/tillsyn/A 55280-2025 tillsynsbegäran.docx
+++ b/tillsyn/A 55280-2025 tillsynsbegäran.docx
@@ -594,7 +594,7 @@
     <w:r>
       <w:tab/>
       <w:tab/>
-      <w:t>2025-12-09</w:t>
+      <w:t>2025-12-10</w:t>
       <w:br/>
       <w:br/>
     </w:r>

--- a/tillsyn/A 55280-2025 tillsynsbegäran.docx
+++ b/tillsyn/A 55280-2025 tillsynsbegäran.docx
@@ -594,7 +594,7 @@
     <w:r>
       <w:tab/>
       <w:tab/>
-      <w:t>2025-12-10</w:t>
+      <w:t>2025-12-11</w:t>
       <w:br/>
       <w:br/>
     </w:r>

--- a/tillsyn/A 55280-2025 tillsynsbegäran.docx
+++ b/tillsyn/A 55280-2025 tillsynsbegäran.docx
@@ -594,7 +594,7 @@
     <w:r>
       <w:tab/>
       <w:tab/>
-      <w:t>2025-12-11</w:t>
+      <w:t>2025-12-12</w:t>
       <w:br/>
       <w:br/>
     </w:r>

--- a/tillsyn/A 55280-2025 tillsynsbegäran.docx
+++ b/tillsyn/A 55280-2025 tillsynsbegäran.docx
@@ -594,7 +594,7 @@
     <w:r>
       <w:tab/>
       <w:tab/>
-      <w:t>2025-12-12</w:t>
+      <w:t>2025-12-13</w:t>
       <w:br/>
       <w:br/>
     </w:r>
